--- a/policies/build/chapters_v2/PSQ/document/PSQ_Package_v2/PSQ3/Records/PSQ.3_Record_05_infection_prevention_and_control.docx
+++ b/policies/build/chapters_v2/PSQ/document/PSQ_Package_v2/PSQ3/Records/PSQ.3_Record_05_infection_prevention_and_control.docx
@@ -146,7 +146,7 @@
               <w:rPr>
                 <w:sz w:val="20"/>
               </w:rPr>
-              <w:t>Infection rates that aren't measured with a standard definition can't be trusted or compared — this record proves infection-control indicators (like CAUTI, CLABSI, SSI or VAP where selected) are tracked using recognised CDC NHSN surveillance definitions, with a precise numerator, denominator and multiplier. This is a CORE requirement — NABH treats it as non-negotiable, not aspirational.</w:t>
+              <w:t>Infection rates that aren't measured with a standard definition can't be trusted or compared — this record proves infection-control indicators (like CAUTI, CLABSI, SSI or VAP where selected) are tracked using a consistent, standard surveillance definition, with a precise numerator, denominator and multiplier. Having one defined, consistently-applied source for these definitions is a CORE requirement — NABH treats it as non-negotiable, not aspirational. CDC NHSN is one widely-used source for these definitions; a published Government of India / ICMR / NCDC surveillance definition is an equally valid source — NABH does not mandate CDC NHSN specifically.</w:t>
             </w:r>
           </w:p>
         </w:tc>
